--- a/GEN AI co2 at1.docx
+++ b/GEN AI co2 at1.docx
@@ -417,27 +417,13 @@
               <w:rPr>
                 <w:rFonts w:ascii="Times New Roman" w:hAnsi="Times New Roman" w:cs="Times New Roman"/>
               </w:rPr>
-              <w:t xml:space="preserve"> </w:t>
-            </w:r>
-            <w:proofErr w:type="gramStart"/>
-            <w:r>
-              <w:rPr>
-                <w:rFonts w:ascii="Times New Roman" w:hAnsi="Times New Roman" w:cs="Times New Roman"/>
-              </w:rPr>
-              <w:t xml:space="preserve">–  </w:t>
-            </w:r>
-            <w:r>
-              <w:rPr>
-                <w:rFonts w:ascii="Times New Roman" w:hAnsi="Times New Roman" w:cs="Times New Roman"/>
-              </w:rPr>
-              <w:t>Prompt</w:t>
-            </w:r>
-            <w:proofErr w:type="gramEnd"/>
-            <w:r>
-              <w:rPr>
-                <w:rFonts w:ascii="Times New Roman" w:hAnsi="Times New Roman" w:cs="Times New Roman"/>
-              </w:rPr>
-              <w:t xml:space="preserve"> Engineering Challenge</w:t>
+              <w:t xml:space="preserve"> –  </w:t>
+            </w:r>
+            <w:r>
+              <w:rPr>
+                <w:rFonts w:ascii="Times New Roman" w:hAnsi="Times New Roman" w:cs="Times New Roman"/>
+              </w:rPr>
+              <w:t>Prompt Engineering Challenge</w:t>
             </w:r>
           </w:p>
         </w:tc>
@@ -576,14 +562,12 @@
                 <w:rFonts w:ascii="Times New Roman" w:hAnsi="Times New Roman" w:cs="Times New Roman"/>
               </w:rPr>
             </w:pPr>
-            <w:proofErr w:type="gramStart"/>
             <w:r>
               <w:rPr>
                 <w:rFonts w:ascii="Times New Roman" w:hAnsi="Times New Roman" w:cs="Times New Roman"/>
               </w:rPr>
               <w:t>100  (</w:t>
             </w:r>
-            <w:proofErr w:type="gramEnd"/>
             <w:r>
               <w:rPr>
                 <w:rFonts w:ascii="Times New Roman" w:hAnsi="Times New Roman" w:cs="Times New Roman"/>
@@ -670,34 +654,15 @@
                 <w:iCs/>
                 <w:lang w:val="en-US"/>
               </w:rPr>
-              <w:t xml:space="preserve">Apply prompt engineering techniques and utilize pre-trained Large Language Models through modern AI frameworks and APIs to solve real-world </w:t>
-            </w:r>
-            <w:proofErr w:type="gramStart"/>
+              <w:t>Apply prompt engineering techniques and utilize pre-trained Large Language Models through modern AI frameworks and APIs to solve real-world problems.</w:t>
+            </w:r>
             <w:r>
               <w:rPr>
                 <w:rFonts w:ascii="Times New Roman" w:hAnsi="Times New Roman" w:cs="Times New Roman"/>
                 <w:i/>
                 <w:iCs/>
-                <w:lang w:val="en-US"/>
-              </w:rPr>
-              <w:t>problems.</w:t>
-            </w:r>
-            <w:r>
-              <w:rPr>
-                <w:rFonts w:ascii="Times New Roman" w:hAnsi="Times New Roman" w:cs="Times New Roman"/>
-                <w:i/>
-                <w:iCs/>
-              </w:rPr>
-              <w:t>(</w:t>
-            </w:r>
-            <w:proofErr w:type="gramEnd"/>
-            <w:r>
-              <w:rPr>
-                <w:rFonts w:ascii="Times New Roman" w:hAnsi="Times New Roman" w:cs="Times New Roman"/>
-                <w:i/>
-                <w:iCs/>
-              </w:rPr>
-              <w:t>BL1, BL2)</w:t>
+              </w:rPr>
+              <w:t>(BL1, BL2)</w:t>
             </w:r>
           </w:p>
         </w:tc>
@@ -762,12 +727,6 @@
                 <w:rFonts w:ascii="Times New Roman" w:hAnsi="Times New Roman" w:cs="Times New Roman"/>
               </w:rPr>
             </w:pPr>
-            <w:r>
-              <w:rPr>
-                <w:rFonts w:ascii="Times New Roman" w:hAnsi="Times New Roman" w:cs="Times New Roman"/>
-              </w:rPr>
-              <w:t xml:space="preserve">Surya Krishna Teja Yandra </w:t>
-            </w:r>
           </w:p>
         </w:tc>
         <w:tc>
@@ -829,12 +788,6 @@
                 <w:rFonts w:ascii="Times New Roman" w:hAnsi="Times New Roman" w:cs="Times New Roman"/>
               </w:rPr>
             </w:pPr>
-            <w:r>
-              <w:rPr>
-                <w:rFonts w:ascii="Times New Roman" w:hAnsi="Times New Roman" w:cs="Times New Roman"/>
-              </w:rPr>
-              <w:t>192425065</w:t>
-            </w:r>
           </w:p>
         </w:tc>
       </w:tr>
@@ -898,12 +851,6 @@
                 <w:rFonts w:ascii="Times New Roman" w:hAnsi="Times New Roman" w:cs="Times New Roman"/>
               </w:rPr>
             </w:pPr>
-            <w:r>
-              <w:rPr>
-                <w:rFonts w:ascii="Times New Roman" w:hAnsi="Times New Roman" w:cs="Times New Roman"/>
-              </w:rPr>
-              <w:t>2024</w:t>
-            </w:r>
           </w:p>
         </w:tc>
         <w:tc>
@@ -965,12 +912,6 @@
                 <w:rFonts w:ascii="Times New Roman" w:hAnsi="Times New Roman" w:cs="Times New Roman"/>
               </w:rPr>
             </w:pPr>
-            <w:r>
-              <w:rPr>
-                <w:rFonts w:ascii="Times New Roman" w:hAnsi="Times New Roman" w:cs="Times New Roman"/>
-              </w:rPr>
-              <w:t>29-07-2026</w:t>
-            </w:r>
           </w:p>
         </w:tc>
       </w:tr>
@@ -1241,23 +1182,7 @@
                 <w:i/>
                 <w:iCs/>
               </w:rPr>
-              <w:t xml:space="preserve">I </w:t>
-            </w:r>
-            <w:r>
-              <w:rPr>
-                <w:rFonts w:ascii="Times New Roman" w:hAnsi="Times New Roman" w:cs="Times New Roman"/>
-                <w:i/>
-                <w:iCs/>
-              </w:rPr>
-              <w:t xml:space="preserve">Surya Krishna Teja Yandra/192425065 </w:t>
-            </w:r>
-            <w:r>
-              <w:rPr>
-                <w:rFonts w:ascii="Times New Roman" w:hAnsi="Times New Roman" w:cs="Times New Roman"/>
-                <w:i/>
-                <w:iCs/>
-              </w:rPr>
-              <w:t>(Name / Reg No) certify that this submission is my original work and that I have adhered to the guidelines specified for this assessment. I understand that any violation of academic integrity rules will result in disciplinary action.</w:t>
+              <w:t>I __________________________ (Name / Reg No) certify that this submission is my original work and that I have adhered to the guidelines specified for this assessment. I understand that any violation of academic integrity rules will result in disciplinary action.</w:t>
             </w:r>
           </w:p>
           <w:p>
@@ -1324,21 +1249,6 @@
         </w:rPr>
         <w:t>PROMPT ENGINEERING CHALLENGE</w:t>
       </w:r>
-    </w:p>
-    <w:p>
-      <w:pPr>
-        <w:pBdr>
-          <w:bottom w:val="single" w:sz="4" w:space="1" w:color="2E75B6"/>
-        </w:pBdr>
-        <w:spacing w:before="120" w:after="60"/>
-        <w:rPr>
-          <w:rFonts w:ascii="Times New Roman" w:hAnsi="Times New Roman" w:cs="Times New Roman"/>
-          <w:b/>
-          <w:bCs/>
-          <w:sz w:val="22"/>
-          <w:szCs w:val="22"/>
-        </w:rPr>
-      </w:pPr>
     </w:p>
     <w:p>
       <w:pPr>
@@ -1765,8 +1675,9 @@
                 <w:bCs/>
                 <w:lang w:val="en-US"/>
               </w:rPr>
-              <w:t>Correctly applies zero-shot/one-</w:t>
-            </w:r>
+              <w:t xml:space="preserve">Correctly applies zero-shot/one-shot/few-shot &amp; </w:t>
+            </w:r>
+            <w:proofErr w:type="spellStart"/>
             <w:r>
               <w:rPr>
                 <w:rFonts w:ascii="Times New Roman" w:eastAsia="Times New Roman" w:hAnsi="Times New Roman" w:cs="Times New Roman"/>
@@ -1774,28 +1685,27 @@
                 <w:bCs/>
                 <w:lang w:val="en-US"/>
               </w:rPr>
+              <w:t>CoT</w:t>
+            </w:r>
+            <w:proofErr w:type="spellEnd"/>
+            <w:r>
+              <w:rPr>
+                <w:rFonts w:ascii="Times New Roman" w:eastAsia="Times New Roman" w:hAnsi="Times New Roman" w:cs="Times New Roman"/>
+                <w:b/>
+                <w:bCs/>
+                <w:lang w:val="en-US"/>
+              </w:rPr>
+              <w:t xml:space="preserve"> technique </w:t>
+            </w:r>
+            <w:r>
+              <w:rPr>
+                <w:rFonts w:ascii="Times New Roman" w:eastAsia="Times New Roman" w:hAnsi="Times New Roman" w:cs="Times New Roman"/>
+                <w:b/>
+                <w:bCs/>
+                <w:lang w:val="en-US"/>
+              </w:rPr>
               <w:lastRenderedPageBreak/>
-              <w:t xml:space="preserve">shot/few-shot &amp; </w:t>
-            </w:r>
-            <w:proofErr w:type="spellStart"/>
-            <w:r>
-              <w:rPr>
-                <w:rFonts w:ascii="Times New Roman" w:eastAsia="Times New Roman" w:hAnsi="Times New Roman" w:cs="Times New Roman"/>
-                <w:b/>
-                <w:bCs/>
-                <w:lang w:val="en-US"/>
-              </w:rPr>
-              <w:t>CoT</w:t>
-            </w:r>
-            <w:proofErr w:type="spellEnd"/>
-            <w:r>
-              <w:rPr>
-                <w:rFonts w:ascii="Times New Roman" w:eastAsia="Times New Roman" w:hAnsi="Times New Roman" w:cs="Times New Roman"/>
-                <w:b/>
-                <w:bCs/>
-                <w:lang w:val="en-US"/>
-              </w:rPr>
-              <w:t xml:space="preserve"> technique appropriate to each task</w:t>
+              <w:t>appropriate to each task</w:t>
             </w:r>
           </w:p>
         </w:tc>
@@ -1834,17 +1744,7 @@
                 <w:lang w:val="en-US"/>
               </w:rPr>
               <w:lastRenderedPageBreak/>
-              <w:t xml:space="preserve">Applies techniques with </w:t>
-            </w:r>
-            <w:r>
-              <w:rPr>
-                <w:rFonts w:ascii="Times New Roman" w:eastAsia="Times New Roman" w:hAnsi="Times New Roman" w:cs="Times New Roman"/>
-                <w:b/>
-                <w:bCs/>
-                <w:lang w:val="en-US"/>
-              </w:rPr>
-              <w:lastRenderedPageBreak/>
-              <w:t>minor mismatch to task</w:t>
+              <w:t>Applies techniques with minor mismatch to task</w:t>
             </w:r>
           </w:p>
         </w:tc>
@@ -1882,18 +1782,7 @@
                 <w:bCs/>
                 <w:lang w:val="en-US"/>
               </w:rPr>
-              <w:lastRenderedPageBreak/>
-              <w:t xml:space="preserve">Limited understanding </w:t>
-            </w:r>
-            <w:r>
-              <w:rPr>
-                <w:rFonts w:ascii="Times New Roman" w:eastAsia="Times New Roman" w:hAnsi="Times New Roman" w:cs="Times New Roman"/>
-                <w:b/>
-                <w:bCs/>
-                <w:lang w:val="en-US"/>
-              </w:rPr>
-              <w:lastRenderedPageBreak/>
-              <w:t>of which technique to use</w:t>
+              <w:t>Limited understanding of which technique to use</w:t>
             </w:r>
           </w:p>
         </w:tc>
@@ -1931,18 +1820,7 @@
                 <w:bCs/>
                 <w:lang w:val="en-US"/>
               </w:rPr>
-              <w:lastRenderedPageBreak/>
-              <w:t xml:space="preserve">Techniques applied </w:t>
-            </w:r>
-            <w:r>
-              <w:rPr>
-                <w:rFonts w:ascii="Times New Roman" w:eastAsia="Times New Roman" w:hAnsi="Times New Roman" w:cs="Times New Roman"/>
-                <w:b/>
-                <w:bCs/>
-                <w:lang w:val="en-US"/>
-              </w:rPr>
-              <w:lastRenderedPageBreak/>
-              <w:t>incorrectly or not evident</w:t>
+              <w:t>Techniques applied incorrectly or not evident</w:t>
             </w:r>
           </w:p>
         </w:tc>
@@ -3030,34 +2908,15 @@
                 <w:bCs/>
                 <w:color w:val="000000"/>
               </w:rPr>
-              <w:t xml:space="preserve">Output </w:t>
-            </w:r>
-            <w:proofErr w:type="gramStart"/>
-            <w:r>
-              <w:rPr>
-                <w:rFonts w:ascii="Times New Roman" w:hAnsi="Times New Roman" w:cs="Times New Roman"/>
-                <w:b/>
-                <w:bCs/>
-                <w:color w:val="000000"/>
-              </w:rPr>
-              <w:t>Effectiveness</w:t>
-            </w:r>
-            <w:r>
-              <w:rPr>
-                <w:rFonts w:ascii="Times New Roman" w:hAnsi="Times New Roman" w:cs="Times New Roman"/>
-                <w:b/>
-                <w:bCs/>
-              </w:rPr>
-              <w:t>(</w:t>
-            </w:r>
-            <w:proofErr w:type="gramEnd"/>
-            <w:r>
-              <w:rPr>
-                <w:rFonts w:ascii="Times New Roman" w:hAnsi="Times New Roman" w:cs="Times New Roman"/>
-                <w:b/>
-                <w:bCs/>
-              </w:rPr>
-              <w:t>25%)</w:t>
+              <w:t>Output Effectiveness</w:t>
+            </w:r>
+            <w:r>
+              <w:rPr>
+                <w:rFonts w:ascii="Times New Roman" w:hAnsi="Times New Roman" w:cs="Times New Roman"/>
+                <w:b/>
+                <w:bCs/>
+              </w:rPr>
+              <w:t>(25%)</w:t>
             </w:r>
           </w:p>
         </w:tc>
@@ -3188,9 +3047,8 @@
                 <w:bCs/>
                 <w:lang w:val="en-US"/>
               </w:rPr>
-              <w:t xml:space="preserve">Design </w:t>
-            </w:r>
-            <w:proofErr w:type="gramStart"/>
+              <w:t>Design Rationale</w:t>
+            </w:r>
             <w:r>
               <w:rPr>
                 <w:rFonts w:ascii="Times New Roman" w:eastAsia="Times New Roman" w:hAnsi="Times New Roman" w:cs="Times New Roman"/>
@@ -3198,26 +3056,7 @@
                 <w:bCs/>
                 <w:lang w:val="en-US"/>
               </w:rPr>
-              <w:t>Rationale</w:t>
-            </w:r>
-            <w:r>
-              <w:rPr>
-                <w:rFonts w:ascii="Times New Roman" w:eastAsia="Times New Roman" w:hAnsi="Times New Roman" w:cs="Times New Roman"/>
-                <w:b/>
-                <w:bCs/>
-                <w:lang w:val="en-US"/>
-              </w:rPr>
-              <w:t>(</w:t>
-            </w:r>
-            <w:proofErr w:type="gramEnd"/>
-            <w:r>
-              <w:rPr>
-                <w:rFonts w:ascii="Times New Roman" w:eastAsia="Times New Roman" w:hAnsi="Times New Roman" w:cs="Times New Roman"/>
-                <w:b/>
-                <w:bCs/>
-                <w:lang w:val="en-US"/>
-              </w:rPr>
-              <w:t>10%)</w:t>
+              <w:t>(10%)</w:t>
             </w:r>
           </w:p>
         </w:tc>
@@ -4218,11 +4057,7 @@
           <w:szCs w:val="24"/>
         </w:rPr>
       </w:pPr>
-    </w:p>
-    <w:p>
-      <w:pPr>
-        <w:widowControl w:val="0"/>
-        <w:spacing w:line="276" w:lineRule="auto"/>
+      <w:r>
         <w:rPr>
           <w:rFonts w:ascii="Times New Roman" w:hAnsi="Times New Roman" w:cs="Times New Roman"/>
           <w:b/>
@@ -4230,8 +4065,14 @@
           <w:sz w:val="24"/>
           <w:szCs w:val="24"/>
         </w:rPr>
-      </w:pPr>
-      <w:r>
+        <w:lastRenderedPageBreak/>
+        <w:t>Q1. Zero-Shot Extraction</w:t>
+      </w:r>
+    </w:p>
+    <w:p>
+      <w:pPr>
+        <w:widowControl w:val="0"/>
+        <w:spacing w:line="276" w:lineRule="auto"/>
         <w:rPr>
           <w:rFonts w:ascii="Times New Roman" w:hAnsi="Times New Roman" w:cs="Times New Roman"/>
           <w:b/>
@@ -4239,8 +4080,7 @@
           <w:sz w:val="24"/>
           <w:szCs w:val="24"/>
         </w:rPr>
-        <w:t>Q1. Zero-Shot Extraction</w:t>
-      </w:r>
+      </w:pPr>
     </w:p>
     <w:p>
       <w:pPr>
@@ -4254,11 +4094,7 @@
           <w:szCs w:val="24"/>
         </w:rPr>
       </w:pPr>
-    </w:p>
-    <w:p>
-      <w:pPr>
-        <w:widowControl w:val="0"/>
-        <w:spacing w:line="276" w:lineRule="auto"/>
+      <w:r>
         <w:rPr>
           <w:rFonts w:ascii="Times New Roman" w:hAnsi="Times New Roman" w:cs="Times New Roman"/>
           <w:b/>
@@ -4266,7 +4102,27 @@
           <w:sz w:val="24"/>
           <w:szCs w:val="24"/>
         </w:rPr>
-      </w:pPr>
+        <w:t>Objective</w:t>
+      </w:r>
+    </w:p>
+    <w:p>
+      <w:pPr>
+        <w:widowControl w:val="0"/>
+        <w:spacing w:line="276" w:lineRule="auto"/>
+        <w:rPr>
+          <w:rFonts w:ascii="Times New Roman" w:hAnsi="Times New Roman" w:cs="Times New Roman"/>
+          <w:sz w:val="24"/>
+          <w:szCs w:val="24"/>
+        </w:rPr>
+      </w:pPr>
+      <w:r>
+        <w:rPr>
+          <w:rFonts w:ascii="Times New Roman" w:hAnsi="Times New Roman" w:cs="Times New Roman"/>
+          <w:sz w:val="24"/>
+          <w:szCs w:val="24"/>
+        </w:rPr>
+        <w:t xml:space="preserve">Design a </w:t>
+      </w:r>
       <w:r>
         <w:rPr>
           <w:rFonts w:ascii="Times New Roman" w:hAnsi="Times New Roman" w:cs="Times New Roman"/>
@@ -4275,26 +4131,15 @@
           <w:sz w:val="24"/>
           <w:szCs w:val="24"/>
         </w:rPr>
-        <w:t>Objective</w:t>
-      </w:r>
-    </w:p>
-    <w:p>
-      <w:pPr>
-        <w:widowControl w:val="0"/>
-        <w:spacing w:line="276" w:lineRule="auto"/>
-        <w:rPr>
-          <w:rFonts w:ascii="Times New Roman" w:hAnsi="Times New Roman" w:cs="Times New Roman"/>
-          <w:sz w:val="24"/>
-          <w:szCs w:val="24"/>
-        </w:rPr>
-      </w:pPr>
-      <w:r>
-        <w:rPr>
-          <w:rFonts w:ascii="Times New Roman" w:hAnsi="Times New Roman" w:cs="Times New Roman"/>
-          <w:sz w:val="24"/>
-          <w:szCs w:val="24"/>
-        </w:rPr>
-        <w:t xml:space="preserve">Design a </w:t>
+        <w:t>zero-shot prompt</w:t>
+      </w:r>
+      <w:r>
+        <w:rPr>
+          <w:rFonts w:ascii="Times New Roman" w:hAnsi="Times New Roman" w:cs="Times New Roman"/>
+          <w:sz w:val="24"/>
+          <w:szCs w:val="24"/>
+        </w:rPr>
+        <w:t xml:space="preserve"> that extracts all </w:t>
       </w:r>
       <w:r>
         <w:rPr>
@@ -4304,17 +4149,21 @@
           <w:sz w:val="24"/>
           <w:szCs w:val="24"/>
         </w:rPr>
-        <w:t>zero-shot prompt</w:t>
-      </w:r>
-      <w:r>
-        <w:rPr>
-          <w:rFonts w:ascii="Times New Roman" w:hAnsi="Times New Roman" w:cs="Times New Roman"/>
-          <w:sz w:val="24"/>
-          <w:szCs w:val="24"/>
-        </w:rPr>
-        <w:t xml:space="preserve"> that extracts all </w:t>
-      </w:r>
-      <w:r>
+        <w:t>person names, dates, and locations</w:t>
+      </w:r>
+      <w:r>
+        <w:rPr>
+          <w:rFonts w:ascii="Times New Roman" w:hAnsi="Times New Roman" w:cs="Times New Roman"/>
+          <w:sz w:val="24"/>
+          <w:szCs w:val="24"/>
+        </w:rPr>
+        <w:t xml:space="preserve"> from a paragraph without providing any examples.</w:t>
+      </w:r>
+    </w:p>
+    <w:p>
+      <w:pPr>
+        <w:widowControl w:val="0"/>
+        <w:spacing w:line="276" w:lineRule="auto"/>
         <w:rPr>
           <w:rFonts w:ascii="Times New Roman" w:hAnsi="Times New Roman" w:cs="Times New Roman"/>
           <w:b/>
@@ -4322,21 +4171,8 @@
           <w:sz w:val="24"/>
           <w:szCs w:val="24"/>
         </w:rPr>
-        <w:t>person names, dates, and locations</w:t>
-      </w:r>
-      <w:r>
-        <w:rPr>
-          <w:rFonts w:ascii="Times New Roman" w:hAnsi="Times New Roman" w:cs="Times New Roman"/>
-          <w:sz w:val="24"/>
-          <w:szCs w:val="24"/>
-        </w:rPr>
-        <w:t xml:space="preserve"> from a paragraph without providing any examples.</w:t>
-      </w:r>
-    </w:p>
-    <w:p>
-      <w:pPr>
-        <w:widowControl w:val="0"/>
-        <w:spacing w:line="276" w:lineRule="auto"/>
+      </w:pPr>
+      <w:r>
         <w:rPr>
           <w:rFonts w:ascii="Times New Roman" w:hAnsi="Times New Roman" w:cs="Times New Roman"/>
           <w:b/>
@@ -4344,6 +4180,18 @@
           <w:sz w:val="24"/>
           <w:szCs w:val="24"/>
         </w:rPr>
+        <w:t>Technique Used</w:t>
+      </w:r>
+    </w:p>
+    <w:p>
+      <w:pPr>
+        <w:widowControl w:val="0"/>
+        <w:spacing w:line="276" w:lineRule="auto"/>
+        <w:rPr>
+          <w:rFonts w:ascii="Times New Roman" w:hAnsi="Times New Roman" w:cs="Times New Roman"/>
+          <w:sz w:val="24"/>
+          <w:szCs w:val="24"/>
+        </w:rPr>
       </w:pPr>
       <w:r>
         <w:rPr>
@@ -4353,7 +4201,7 @@
           <w:sz w:val="24"/>
           <w:szCs w:val="24"/>
         </w:rPr>
-        <w:t>Technique Used</w:t>
+        <w:t>Zero-Shot Prompting</w:t>
       </w:r>
     </w:p>
     <w:p>
@@ -4374,20 +4222,43 @@
           <w:sz w:val="24"/>
           <w:szCs w:val="24"/>
         </w:rPr>
-        <w:t>Zero-Shot Prompting</w:t>
-      </w:r>
-    </w:p>
-    <w:p>
-      <w:pPr>
-        <w:widowControl w:val="0"/>
-        <w:spacing w:line="276" w:lineRule="auto"/>
-        <w:rPr>
-          <w:rFonts w:ascii="Times New Roman" w:hAnsi="Times New Roman" w:cs="Times New Roman"/>
-          <w:sz w:val="24"/>
-          <w:szCs w:val="24"/>
-        </w:rPr>
-      </w:pPr>
-      <w:r>
+        <w:t>Why this technique?</w:t>
+      </w:r>
+      <w:r>
+        <w:rPr>
+          <w:rFonts w:ascii="Times New Roman" w:hAnsi="Times New Roman" w:cs="Times New Roman"/>
+          <w:sz w:val="24"/>
+          <w:szCs w:val="24"/>
+        </w:rPr>
+        <w:br/>
+        <w:t>Zero-shot prompting is appropriate because the model is expected to understand the task based only on instructions, without any sample input-output pairs. This demonstrates the model's ability to generalize from natural language instructions.</w:t>
+      </w:r>
+    </w:p>
+    <w:p>
+      <w:pPr>
+        <w:widowControl w:val="0"/>
+        <w:spacing w:line="276" w:lineRule="auto"/>
+        <w:rPr>
+          <w:rFonts w:ascii="Times New Roman" w:hAnsi="Times New Roman" w:cs="Times New Roman"/>
+          <w:sz w:val="24"/>
+          <w:szCs w:val="24"/>
+        </w:rPr>
+      </w:pPr>
+      <w:r>
+        <w:rPr>
+          <w:rFonts w:ascii="Times New Roman" w:hAnsi="Times New Roman" w:cs="Times New Roman"/>
+          <w:sz w:val="24"/>
+          <w:szCs w:val="24"/>
+        </w:rPr>
+        <w:pict w14:anchorId="6CCD6F0D">
+          <v:rect id="_x0000_i1097" style="width:0;height:1.5pt" o:hralign="center" o:hrstd="t" o:hr="t" fillcolor="#a0a0a0" stroked="f"/>
+        </w:pict>
+      </w:r>
+    </w:p>
+    <w:p>
+      <w:pPr>
+        <w:widowControl w:val="0"/>
+        <w:spacing w:line="276" w:lineRule="auto"/>
         <w:rPr>
           <w:rFonts w:ascii="Times New Roman" w:hAnsi="Times New Roman" w:cs="Times New Roman"/>
           <w:b/>
@@ -4395,43 +4266,8 @@
           <w:sz w:val="24"/>
           <w:szCs w:val="24"/>
         </w:rPr>
-        <w:t>Why this technique?</w:t>
-      </w:r>
-      <w:r>
-        <w:rPr>
-          <w:rFonts w:ascii="Times New Roman" w:hAnsi="Times New Roman" w:cs="Times New Roman"/>
-          <w:sz w:val="24"/>
-          <w:szCs w:val="24"/>
-        </w:rPr>
-        <w:br/>
-        <w:t>Zero-shot prompting is appropriate because the model is expected to understand the task based only on instructions, without any sample input-output pairs. This demonstrates the model's ability to generalize from natural language instructions.</w:t>
-      </w:r>
-    </w:p>
-    <w:p>
-      <w:pPr>
-        <w:widowControl w:val="0"/>
-        <w:spacing w:line="276" w:lineRule="auto"/>
-        <w:rPr>
-          <w:rFonts w:ascii="Times New Roman" w:hAnsi="Times New Roman" w:cs="Times New Roman"/>
-          <w:sz w:val="24"/>
-          <w:szCs w:val="24"/>
-        </w:rPr>
-      </w:pPr>
-      <w:r>
-        <w:rPr>
-          <w:rFonts w:ascii="Times New Roman" w:hAnsi="Times New Roman" w:cs="Times New Roman"/>
-          <w:sz w:val="24"/>
-          <w:szCs w:val="24"/>
-        </w:rPr>
-        <w:pict w14:anchorId="6CCD6F0D">
-          <v:rect id="_x0000_i1025" style="width:0;height:1.5pt" o:hralign="center" o:hrstd="t" o:hr="t" fillcolor="#a0a0a0" stroked="f"/>
-        </w:pict>
-      </w:r>
-    </w:p>
-    <w:p>
-      <w:pPr>
-        <w:widowControl w:val="0"/>
-        <w:spacing w:line="276" w:lineRule="auto"/>
+      </w:pPr>
+      <w:r>
         <w:rPr>
           <w:rFonts w:ascii="Times New Roman" w:hAnsi="Times New Roman" w:cs="Times New Roman"/>
           <w:b/>
@@ -4439,8 +4275,617 @@
           <w:sz w:val="24"/>
           <w:szCs w:val="24"/>
         </w:rPr>
-      </w:pPr>
-      <w:r>
+        <w:t>Prompt</w:t>
+      </w:r>
+    </w:p>
+    <w:p>
+      <w:pPr>
+        <w:widowControl w:val="0"/>
+        <w:spacing w:line="276" w:lineRule="auto"/>
+        <w:rPr>
+          <w:rFonts w:ascii="Times New Roman" w:hAnsi="Times New Roman" w:cs="Times New Roman"/>
+          <w:sz w:val="24"/>
+          <w:szCs w:val="24"/>
+        </w:rPr>
+      </w:pPr>
+      <w:r>
+        <w:rPr>
+          <w:rFonts w:ascii="Times New Roman" w:hAnsi="Times New Roman" w:cs="Times New Roman"/>
+          <w:sz w:val="24"/>
+          <w:szCs w:val="24"/>
+        </w:rPr>
+        <w:t>You are an expert Information Extraction Assistant.</w:t>
+      </w:r>
+    </w:p>
+    <w:p>
+      <w:pPr>
+        <w:widowControl w:val="0"/>
+        <w:spacing w:line="276" w:lineRule="auto"/>
+        <w:rPr>
+          <w:rFonts w:ascii="Times New Roman" w:hAnsi="Times New Roman" w:cs="Times New Roman"/>
+          <w:sz w:val="24"/>
+          <w:szCs w:val="24"/>
+        </w:rPr>
+      </w:pPr>
+    </w:p>
+    <w:p>
+      <w:pPr>
+        <w:widowControl w:val="0"/>
+        <w:spacing w:line="276" w:lineRule="auto"/>
+        <w:rPr>
+          <w:rFonts w:ascii="Times New Roman" w:hAnsi="Times New Roman" w:cs="Times New Roman"/>
+          <w:sz w:val="24"/>
+          <w:szCs w:val="24"/>
+        </w:rPr>
+      </w:pPr>
+      <w:r>
+        <w:rPr>
+          <w:rFonts w:ascii="Times New Roman" w:hAnsi="Times New Roman" w:cs="Times New Roman"/>
+          <w:sz w:val="24"/>
+          <w:szCs w:val="24"/>
+        </w:rPr>
+        <w:t>Your task is to carefully read the paragraph provided and identify all named entities belonging to the following categories:</w:t>
+      </w:r>
+    </w:p>
+    <w:p>
+      <w:pPr>
+        <w:widowControl w:val="0"/>
+        <w:spacing w:line="276" w:lineRule="auto"/>
+        <w:rPr>
+          <w:rFonts w:ascii="Times New Roman" w:hAnsi="Times New Roman" w:cs="Times New Roman"/>
+          <w:sz w:val="24"/>
+          <w:szCs w:val="24"/>
+        </w:rPr>
+      </w:pPr>
+    </w:p>
+    <w:p>
+      <w:pPr>
+        <w:widowControl w:val="0"/>
+        <w:spacing w:line="276" w:lineRule="auto"/>
+        <w:rPr>
+          <w:rFonts w:ascii="Times New Roman" w:hAnsi="Times New Roman" w:cs="Times New Roman"/>
+          <w:sz w:val="24"/>
+          <w:szCs w:val="24"/>
+        </w:rPr>
+      </w:pPr>
+      <w:r>
+        <w:rPr>
+          <w:rFonts w:ascii="Times New Roman" w:hAnsi="Times New Roman" w:cs="Times New Roman"/>
+          <w:sz w:val="24"/>
+          <w:szCs w:val="24"/>
+        </w:rPr>
+        <w:t>1. Person Names</w:t>
+      </w:r>
+    </w:p>
+    <w:p>
+      <w:pPr>
+        <w:widowControl w:val="0"/>
+        <w:spacing w:line="276" w:lineRule="auto"/>
+        <w:rPr>
+          <w:rFonts w:ascii="Times New Roman" w:hAnsi="Times New Roman" w:cs="Times New Roman"/>
+          <w:sz w:val="24"/>
+          <w:szCs w:val="24"/>
+        </w:rPr>
+      </w:pPr>
+      <w:r>
+        <w:rPr>
+          <w:rFonts w:ascii="Times New Roman" w:hAnsi="Times New Roman" w:cs="Times New Roman"/>
+          <w:sz w:val="24"/>
+          <w:szCs w:val="24"/>
+        </w:rPr>
+        <w:t>2. Dates</w:t>
+      </w:r>
+    </w:p>
+    <w:p>
+      <w:pPr>
+        <w:widowControl w:val="0"/>
+        <w:spacing w:line="276" w:lineRule="auto"/>
+        <w:rPr>
+          <w:rFonts w:ascii="Times New Roman" w:hAnsi="Times New Roman" w:cs="Times New Roman"/>
+          <w:sz w:val="24"/>
+          <w:szCs w:val="24"/>
+        </w:rPr>
+      </w:pPr>
+      <w:r>
+        <w:rPr>
+          <w:rFonts w:ascii="Times New Roman" w:hAnsi="Times New Roman" w:cs="Times New Roman"/>
+          <w:sz w:val="24"/>
+          <w:szCs w:val="24"/>
+        </w:rPr>
+        <w:t>3. Locations</w:t>
+      </w:r>
+    </w:p>
+    <w:p>
+      <w:pPr>
+        <w:widowControl w:val="0"/>
+        <w:spacing w:line="276" w:lineRule="auto"/>
+        <w:rPr>
+          <w:rFonts w:ascii="Times New Roman" w:hAnsi="Times New Roman" w:cs="Times New Roman"/>
+          <w:sz w:val="24"/>
+          <w:szCs w:val="24"/>
+        </w:rPr>
+      </w:pPr>
+    </w:p>
+    <w:p>
+      <w:pPr>
+        <w:widowControl w:val="0"/>
+        <w:spacing w:line="276" w:lineRule="auto"/>
+        <w:rPr>
+          <w:rFonts w:ascii="Times New Roman" w:hAnsi="Times New Roman" w:cs="Times New Roman"/>
+          <w:sz w:val="24"/>
+          <w:szCs w:val="24"/>
+        </w:rPr>
+      </w:pPr>
+      <w:r>
+        <w:rPr>
+          <w:rFonts w:ascii="Times New Roman" w:hAnsi="Times New Roman" w:cs="Times New Roman"/>
+          <w:sz w:val="24"/>
+          <w:szCs w:val="24"/>
+        </w:rPr>
+        <w:t>Instructions:</w:t>
+      </w:r>
+    </w:p>
+    <w:p>
+      <w:pPr>
+        <w:widowControl w:val="0"/>
+        <w:spacing w:line="276" w:lineRule="auto"/>
+        <w:rPr>
+          <w:rFonts w:ascii="Times New Roman" w:hAnsi="Times New Roman" w:cs="Times New Roman"/>
+          <w:sz w:val="24"/>
+          <w:szCs w:val="24"/>
+        </w:rPr>
+      </w:pPr>
+      <w:r>
+        <w:rPr>
+          <w:rFonts w:ascii="Times New Roman" w:hAnsi="Times New Roman" w:cs="Times New Roman"/>
+          <w:sz w:val="24"/>
+          <w:szCs w:val="24"/>
+        </w:rPr>
+        <w:t>- Read the entire paragraph carefully before extracting information.</w:t>
+      </w:r>
+    </w:p>
+    <w:p>
+      <w:pPr>
+        <w:widowControl w:val="0"/>
+        <w:spacing w:line="276" w:lineRule="auto"/>
+        <w:rPr>
+          <w:rFonts w:ascii="Times New Roman" w:hAnsi="Times New Roman" w:cs="Times New Roman"/>
+          <w:sz w:val="24"/>
+          <w:szCs w:val="24"/>
+        </w:rPr>
+      </w:pPr>
+      <w:r>
+        <w:rPr>
+          <w:rFonts w:ascii="Times New Roman" w:hAnsi="Times New Roman" w:cs="Times New Roman"/>
+          <w:sz w:val="24"/>
+          <w:szCs w:val="24"/>
+        </w:rPr>
+        <w:t>- Extract only information that explicitly appears in the text.</w:t>
+      </w:r>
+    </w:p>
+    <w:p>
+      <w:pPr>
+        <w:widowControl w:val="0"/>
+        <w:spacing w:line="276" w:lineRule="auto"/>
+        <w:rPr>
+          <w:rFonts w:ascii="Times New Roman" w:hAnsi="Times New Roman" w:cs="Times New Roman"/>
+          <w:sz w:val="24"/>
+          <w:szCs w:val="24"/>
+        </w:rPr>
+      </w:pPr>
+      <w:r>
+        <w:rPr>
+          <w:rFonts w:ascii="Times New Roman" w:hAnsi="Times New Roman" w:cs="Times New Roman"/>
+          <w:sz w:val="24"/>
+          <w:szCs w:val="24"/>
+        </w:rPr>
+        <w:t>- Do not infer or guess missing information.</w:t>
+      </w:r>
+    </w:p>
+    <w:p>
+      <w:pPr>
+        <w:widowControl w:val="0"/>
+        <w:spacing w:line="276" w:lineRule="auto"/>
+        <w:rPr>
+          <w:rFonts w:ascii="Times New Roman" w:hAnsi="Times New Roman" w:cs="Times New Roman"/>
+          <w:sz w:val="24"/>
+          <w:szCs w:val="24"/>
+        </w:rPr>
+      </w:pPr>
+      <w:r>
+        <w:rPr>
+          <w:rFonts w:ascii="Times New Roman" w:hAnsi="Times New Roman" w:cs="Times New Roman"/>
+          <w:sz w:val="24"/>
+          <w:szCs w:val="24"/>
+        </w:rPr>
+        <w:t>- Remove duplicate entries.</w:t>
+      </w:r>
+    </w:p>
+    <w:p>
+      <w:pPr>
+        <w:widowControl w:val="0"/>
+        <w:spacing w:line="276" w:lineRule="auto"/>
+        <w:rPr>
+          <w:rFonts w:ascii="Times New Roman" w:hAnsi="Times New Roman" w:cs="Times New Roman"/>
+          <w:sz w:val="24"/>
+          <w:szCs w:val="24"/>
+        </w:rPr>
+      </w:pPr>
+      <w:r>
+        <w:rPr>
+          <w:rFonts w:ascii="Times New Roman" w:hAnsi="Times New Roman" w:cs="Times New Roman"/>
+          <w:sz w:val="24"/>
+          <w:szCs w:val="24"/>
+        </w:rPr>
+        <w:t>- Preserve the original spelling of names, dates, and places.</w:t>
+      </w:r>
+    </w:p>
+    <w:p>
+      <w:pPr>
+        <w:widowControl w:val="0"/>
+        <w:spacing w:line="276" w:lineRule="auto"/>
+        <w:rPr>
+          <w:rFonts w:ascii="Times New Roman" w:hAnsi="Times New Roman" w:cs="Times New Roman"/>
+          <w:sz w:val="24"/>
+          <w:szCs w:val="24"/>
+        </w:rPr>
+      </w:pPr>
+      <w:r>
+        <w:rPr>
+          <w:rFonts w:ascii="Times New Roman" w:hAnsi="Times New Roman" w:cs="Times New Roman"/>
+          <w:sz w:val="24"/>
+          <w:szCs w:val="24"/>
+        </w:rPr>
+        <w:t>- If a category contains no entities, write "None".</w:t>
+      </w:r>
+    </w:p>
+    <w:p>
+      <w:pPr>
+        <w:widowControl w:val="0"/>
+        <w:spacing w:line="276" w:lineRule="auto"/>
+        <w:rPr>
+          <w:rFonts w:ascii="Times New Roman" w:hAnsi="Times New Roman" w:cs="Times New Roman"/>
+          <w:sz w:val="24"/>
+          <w:szCs w:val="24"/>
+        </w:rPr>
+      </w:pPr>
+      <w:r>
+        <w:rPr>
+          <w:rFonts w:ascii="Times New Roman" w:hAnsi="Times New Roman" w:cs="Times New Roman"/>
+          <w:sz w:val="24"/>
+          <w:szCs w:val="24"/>
+        </w:rPr>
+        <w:t>- Do not explain your reasoning.</w:t>
+      </w:r>
+    </w:p>
+    <w:p>
+      <w:pPr>
+        <w:widowControl w:val="0"/>
+        <w:spacing w:line="276" w:lineRule="auto"/>
+        <w:rPr>
+          <w:rFonts w:ascii="Times New Roman" w:hAnsi="Times New Roman" w:cs="Times New Roman"/>
+          <w:sz w:val="24"/>
+          <w:szCs w:val="24"/>
+        </w:rPr>
+      </w:pPr>
+      <w:r>
+        <w:rPr>
+          <w:rFonts w:ascii="Times New Roman" w:hAnsi="Times New Roman" w:cs="Times New Roman"/>
+          <w:sz w:val="24"/>
+          <w:szCs w:val="24"/>
+        </w:rPr>
+        <w:t>- Return the results using the following format.</w:t>
+      </w:r>
+    </w:p>
+    <w:p>
+      <w:pPr>
+        <w:widowControl w:val="0"/>
+        <w:spacing w:line="276" w:lineRule="auto"/>
+        <w:rPr>
+          <w:rFonts w:ascii="Times New Roman" w:hAnsi="Times New Roman" w:cs="Times New Roman"/>
+          <w:sz w:val="24"/>
+          <w:szCs w:val="24"/>
+        </w:rPr>
+      </w:pPr>
+    </w:p>
+    <w:p>
+      <w:pPr>
+        <w:widowControl w:val="0"/>
+        <w:spacing w:line="276" w:lineRule="auto"/>
+        <w:rPr>
+          <w:rFonts w:ascii="Times New Roman" w:hAnsi="Times New Roman" w:cs="Times New Roman"/>
+          <w:sz w:val="24"/>
+          <w:szCs w:val="24"/>
+        </w:rPr>
+      </w:pPr>
+      <w:r>
+        <w:rPr>
+          <w:rFonts w:ascii="Times New Roman" w:hAnsi="Times New Roman" w:cs="Times New Roman"/>
+          <w:sz w:val="24"/>
+          <w:szCs w:val="24"/>
+        </w:rPr>
+        <w:t>Output Format</w:t>
+      </w:r>
+    </w:p>
+    <w:p>
+      <w:pPr>
+        <w:widowControl w:val="0"/>
+        <w:spacing w:line="276" w:lineRule="auto"/>
+        <w:rPr>
+          <w:rFonts w:ascii="Times New Roman" w:hAnsi="Times New Roman" w:cs="Times New Roman"/>
+          <w:sz w:val="24"/>
+          <w:szCs w:val="24"/>
+        </w:rPr>
+      </w:pPr>
+    </w:p>
+    <w:p>
+      <w:pPr>
+        <w:widowControl w:val="0"/>
+        <w:spacing w:line="276" w:lineRule="auto"/>
+        <w:rPr>
+          <w:rFonts w:ascii="Times New Roman" w:hAnsi="Times New Roman" w:cs="Times New Roman"/>
+          <w:sz w:val="24"/>
+          <w:szCs w:val="24"/>
+        </w:rPr>
+      </w:pPr>
+      <w:r>
+        <w:rPr>
+          <w:rFonts w:ascii="Times New Roman" w:hAnsi="Times New Roman" w:cs="Times New Roman"/>
+          <w:sz w:val="24"/>
+          <w:szCs w:val="24"/>
+        </w:rPr>
+        <w:t>Person Names:</w:t>
+      </w:r>
+    </w:p>
+    <w:p>
+      <w:pPr>
+        <w:widowControl w:val="0"/>
+        <w:spacing w:line="276" w:lineRule="auto"/>
+        <w:rPr>
+          <w:rFonts w:ascii="Times New Roman" w:hAnsi="Times New Roman" w:cs="Times New Roman"/>
+          <w:sz w:val="24"/>
+          <w:szCs w:val="24"/>
+        </w:rPr>
+      </w:pPr>
+      <w:r>
+        <w:rPr>
+          <w:rFonts w:ascii="Times New Roman" w:hAnsi="Times New Roman" w:cs="Times New Roman"/>
+          <w:sz w:val="24"/>
+          <w:szCs w:val="24"/>
+        </w:rPr>
+        <w:t>- Item 1</w:t>
+      </w:r>
+    </w:p>
+    <w:p>
+      <w:pPr>
+        <w:widowControl w:val="0"/>
+        <w:spacing w:line="276" w:lineRule="auto"/>
+        <w:rPr>
+          <w:rFonts w:ascii="Times New Roman" w:hAnsi="Times New Roman" w:cs="Times New Roman"/>
+          <w:sz w:val="24"/>
+          <w:szCs w:val="24"/>
+        </w:rPr>
+      </w:pPr>
+      <w:r>
+        <w:rPr>
+          <w:rFonts w:ascii="Times New Roman" w:hAnsi="Times New Roman" w:cs="Times New Roman"/>
+          <w:sz w:val="24"/>
+          <w:szCs w:val="24"/>
+        </w:rPr>
+        <w:t>- Item 2</w:t>
+      </w:r>
+    </w:p>
+    <w:p>
+      <w:pPr>
+        <w:widowControl w:val="0"/>
+        <w:spacing w:line="276" w:lineRule="auto"/>
+        <w:rPr>
+          <w:rFonts w:ascii="Times New Roman" w:hAnsi="Times New Roman" w:cs="Times New Roman"/>
+          <w:sz w:val="24"/>
+          <w:szCs w:val="24"/>
+        </w:rPr>
+      </w:pPr>
+    </w:p>
+    <w:p>
+      <w:pPr>
+        <w:widowControl w:val="0"/>
+        <w:spacing w:line="276" w:lineRule="auto"/>
+        <w:rPr>
+          <w:rFonts w:ascii="Times New Roman" w:hAnsi="Times New Roman" w:cs="Times New Roman"/>
+          <w:sz w:val="24"/>
+          <w:szCs w:val="24"/>
+        </w:rPr>
+      </w:pPr>
+      <w:r>
+        <w:rPr>
+          <w:rFonts w:ascii="Times New Roman" w:hAnsi="Times New Roman" w:cs="Times New Roman"/>
+          <w:sz w:val="24"/>
+          <w:szCs w:val="24"/>
+        </w:rPr>
+        <w:t>Dates:</w:t>
+      </w:r>
+    </w:p>
+    <w:p>
+      <w:pPr>
+        <w:widowControl w:val="0"/>
+        <w:spacing w:line="276" w:lineRule="auto"/>
+        <w:rPr>
+          <w:rFonts w:ascii="Times New Roman" w:hAnsi="Times New Roman" w:cs="Times New Roman"/>
+          <w:sz w:val="24"/>
+          <w:szCs w:val="24"/>
+        </w:rPr>
+      </w:pPr>
+      <w:r>
+        <w:rPr>
+          <w:rFonts w:ascii="Times New Roman" w:hAnsi="Times New Roman" w:cs="Times New Roman"/>
+          <w:sz w:val="24"/>
+          <w:szCs w:val="24"/>
+        </w:rPr>
+        <w:t>- Item 1</w:t>
+      </w:r>
+    </w:p>
+    <w:p>
+      <w:pPr>
+        <w:widowControl w:val="0"/>
+        <w:spacing w:line="276" w:lineRule="auto"/>
+        <w:rPr>
+          <w:rFonts w:ascii="Times New Roman" w:hAnsi="Times New Roman" w:cs="Times New Roman"/>
+          <w:sz w:val="24"/>
+          <w:szCs w:val="24"/>
+        </w:rPr>
+      </w:pPr>
+      <w:r>
+        <w:rPr>
+          <w:rFonts w:ascii="Times New Roman" w:hAnsi="Times New Roman" w:cs="Times New Roman"/>
+          <w:sz w:val="24"/>
+          <w:szCs w:val="24"/>
+        </w:rPr>
+        <w:t>- Item 2</w:t>
+      </w:r>
+    </w:p>
+    <w:p>
+      <w:pPr>
+        <w:widowControl w:val="0"/>
+        <w:spacing w:line="276" w:lineRule="auto"/>
+        <w:rPr>
+          <w:rFonts w:ascii="Times New Roman" w:hAnsi="Times New Roman" w:cs="Times New Roman"/>
+          <w:sz w:val="24"/>
+          <w:szCs w:val="24"/>
+        </w:rPr>
+      </w:pPr>
+    </w:p>
+    <w:p>
+      <w:pPr>
+        <w:widowControl w:val="0"/>
+        <w:spacing w:line="276" w:lineRule="auto"/>
+        <w:rPr>
+          <w:rFonts w:ascii="Times New Roman" w:hAnsi="Times New Roman" w:cs="Times New Roman"/>
+          <w:sz w:val="24"/>
+          <w:szCs w:val="24"/>
+        </w:rPr>
+      </w:pPr>
+      <w:r>
+        <w:rPr>
+          <w:rFonts w:ascii="Times New Roman" w:hAnsi="Times New Roman" w:cs="Times New Roman"/>
+          <w:sz w:val="24"/>
+          <w:szCs w:val="24"/>
+        </w:rPr>
+        <w:t>Locations:</w:t>
+      </w:r>
+    </w:p>
+    <w:p>
+      <w:pPr>
+        <w:widowControl w:val="0"/>
+        <w:spacing w:line="276" w:lineRule="auto"/>
+        <w:rPr>
+          <w:rFonts w:ascii="Times New Roman" w:hAnsi="Times New Roman" w:cs="Times New Roman"/>
+          <w:sz w:val="24"/>
+          <w:szCs w:val="24"/>
+        </w:rPr>
+      </w:pPr>
+      <w:r>
+        <w:rPr>
+          <w:rFonts w:ascii="Times New Roman" w:hAnsi="Times New Roman" w:cs="Times New Roman"/>
+          <w:sz w:val="24"/>
+          <w:szCs w:val="24"/>
+        </w:rPr>
+        <w:t>- Item 1</w:t>
+      </w:r>
+    </w:p>
+    <w:p>
+      <w:pPr>
+        <w:widowControl w:val="0"/>
+        <w:spacing w:line="276" w:lineRule="auto"/>
+        <w:rPr>
+          <w:rFonts w:ascii="Times New Roman" w:hAnsi="Times New Roman" w:cs="Times New Roman"/>
+          <w:sz w:val="24"/>
+          <w:szCs w:val="24"/>
+        </w:rPr>
+      </w:pPr>
+      <w:r>
+        <w:rPr>
+          <w:rFonts w:ascii="Times New Roman" w:hAnsi="Times New Roman" w:cs="Times New Roman"/>
+          <w:sz w:val="24"/>
+          <w:szCs w:val="24"/>
+        </w:rPr>
+        <w:lastRenderedPageBreak/>
+        <w:t>- Item 2</w:t>
+      </w:r>
+    </w:p>
+    <w:p>
+      <w:pPr>
+        <w:widowControl w:val="0"/>
+        <w:spacing w:line="276" w:lineRule="auto"/>
+        <w:rPr>
+          <w:rFonts w:ascii="Times New Roman" w:hAnsi="Times New Roman" w:cs="Times New Roman"/>
+          <w:sz w:val="24"/>
+          <w:szCs w:val="24"/>
+        </w:rPr>
+      </w:pPr>
+    </w:p>
+    <w:p>
+      <w:pPr>
+        <w:widowControl w:val="0"/>
+        <w:spacing w:line="276" w:lineRule="auto"/>
+        <w:rPr>
+          <w:rFonts w:ascii="Times New Roman" w:hAnsi="Times New Roman" w:cs="Times New Roman"/>
+          <w:sz w:val="24"/>
+          <w:szCs w:val="24"/>
+        </w:rPr>
+      </w:pPr>
+      <w:r>
+        <w:rPr>
+          <w:rFonts w:ascii="Times New Roman" w:hAnsi="Times New Roman" w:cs="Times New Roman"/>
+          <w:sz w:val="24"/>
+          <w:szCs w:val="24"/>
+        </w:rPr>
+        <w:t>Paragraph:</w:t>
+      </w:r>
+    </w:p>
+    <w:p>
+      <w:pPr>
+        <w:widowControl w:val="0"/>
+        <w:spacing w:line="276" w:lineRule="auto"/>
+        <w:rPr>
+          <w:rFonts w:ascii="Times New Roman" w:hAnsi="Times New Roman" w:cs="Times New Roman"/>
+          <w:sz w:val="24"/>
+          <w:szCs w:val="24"/>
+        </w:rPr>
+      </w:pPr>
+      <w:r>
+        <w:rPr>
+          <w:rFonts w:ascii="Times New Roman" w:hAnsi="Times New Roman" w:cs="Times New Roman"/>
+          <w:sz w:val="24"/>
+          <w:szCs w:val="24"/>
+        </w:rPr>
+        <w:t>[Paste the paragraph here]</w:t>
+      </w:r>
+    </w:p>
+    <w:p>
+      <w:pPr>
+        <w:widowControl w:val="0"/>
+        <w:spacing w:line="276" w:lineRule="auto"/>
+        <w:rPr>
+          <w:rFonts w:ascii="Times New Roman" w:hAnsi="Times New Roman" w:cs="Times New Roman"/>
+          <w:sz w:val="24"/>
+          <w:szCs w:val="24"/>
+        </w:rPr>
+      </w:pPr>
+      <w:r>
+        <w:rPr>
+          <w:rFonts w:ascii="Times New Roman" w:hAnsi="Times New Roman" w:cs="Times New Roman"/>
+          <w:sz w:val="24"/>
+          <w:szCs w:val="24"/>
+        </w:rPr>
+        <w:pict w14:anchorId="202A47CD">
+          <v:rect id="_x0000_i1098" style="width:0;height:1.5pt" o:hralign="center" o:hrstd="t" o:hr="t" fillcolor="#a0a0a0" stroked="f"/>
+        </w:pict>
+      </w:r>
+    </w:p>
+    <w:p>
+      <w:pPr>
+        <w:widowControl w:val="0"/>
+        <w:spacing w:line="276" w:lineRule="auto"/>
         <w:rPr>
           <w:rFonts w:ascii="Times New Roman" w:hAnsi="Times New Roman" w:cs="Times New Roman"/>
           <w:b/>
@@ -4448,616 +4893,8 @@
           <w:sz w:val="24"/>
           <w:szCs w:val="24"/>
         </w:rPr>
-        <w:t>Prompt</w:t>
-      </w:r>
-    </w:p>
-    <w:p>
-      <w:pPr>
-        <w:widowControl w:val="0"/>
-        <w:spacing w:line="276" w:lineRule="auto"/>
-        <w:rPr>
-          <w:rFonts w:ascii="Times New Roman" w:hAnsi="Times New Roman" w:cs="Times New Roman"/>
-          <w:sz w:val="24"/>
-          <w:szCs w:val="24"/>
-        </w:rPr>
-      </w:pPr>
-      <w:r>
-        <w:rPr>
-          <w:rFonts w:ascii="Times New Roman" w:hAnsi="Times New Roman" w:cs="Times New Roman"/>
-          <w:sz w:val="24"/>
-          <w:szCs w:val="24"/>
-        </w:rPr>
-        <w:t>You are an expert Information Extraction Assistant.</w:t>
-      </w:r>
-    </w:p>
-    <w:p>
-      <w:pPr>
-        <w:widowControl w:val="0"/>
-        <w:spacing w:line="276" w:lineRule="auto"/>
-        <w:rPr>
-          <w:rFonts w:ascii="Times New Roman" w:hAnsi="Times New Roman" w:cs="Times New Roman"/>
-          <w:sz w:val="24"/>
-          <w:szCs w:val="24"/>
-        </w:rPr>
-      </w:pPr>
-    </w:p>
-    <w:p>
-      <w:pPr>
-        <w:widowControl w:val="0"/>
-        <w:spacing w:line="276" w:lineRule="auto"/>
-        <w:rPr>
-          <w:rFonts w:ascii="Times New Roman" w:hAnsi="Times New Roman" w:cs="Times New Roman"/>
-          <w:sz w:val="24"/>
-          <w:szCs w:val="24"/>
-        </w:rPr>
-      </w:pPr>
-      <w:r>
-        <w:rPr>
-          <w:rFonts w:ascii="Times New Roman" w:hAnsi="Times New Roman" w:cs="Times New Roman"/>
-          <w:sz w:val="24"/>
-          <w:szCs w:val="24"/>
-        </w:rPr>
-        <w:t>Your task is to carefully read the paragraph provided and identify all named entities belonging to the following categories:</w:t>
-      </w:r>
-    </w:p>
-    <w:p>
-      <w:pPr>
-        <w:widowControl w:val="0"/>
-        <w:spacing w:line="276" w:lineRule="auto"/>
-        <w:rPr>
-          <w:rFonts w:ascii="Times New Roman" w:hAnsi="Times New Roman" w:cs="Times New Roman"/>
-          <w:sz w:val="24"/>
-          <w:szCs w:val="24"/>
-        </w:rPr>
-      </w:pPr>
-    </w:p>
-    <w:p>
-      <w:pPr>
-        <w:widowControl w:val="0"/>
-        <w:spacing w:line="276" w:lineRule="auto"/>
-        <w:rPr>
-          <w:rFonts w:ascii="Times New Roman" w:hAnsi="Times New Roman" w:cs="Times New Roman"/>
-          <w:sz w:val="24"/>
-          <w:szCs w:val="24"/>
-        </w:rPr>
-      </w:pPr>
-      <w:r>
-        <w:rPr>
-          <w:rFonts w:ascii="Times New Roman" w:hAnsi="Times New Roman" w:cs="Times New Roman"/>
-          <w:sz w:val="24"/>
-          <w:szCs w:val="24"/>
-        </w:rPr>
-        <w:t>1. Person Names</w:t>
-      </w:r>
-    </w:p>
-    <w:p>
-      <w:pPr>
-        <w:widowControl w:val="0"/>
-        <w:spacing w:line="276" w:lineRule="auto"/>
-        <w:rPr>
-          <w:rFonts w:ascii="Times New Roman" w:hAnsi="Times New Roman" w:cs="Times New Roman"/>
-          <w:sz w:val="24"/>
-          <w:szCs w:val="24"/>
-        </w:rPr>
-      </w:pPr>
-      <w:r>
-        <w:rPr>
-          <w:rFonts w:ascii="Times New Roman" w:hAnsi="Times New Roman" w:cs="Times New Roman"/>
-          <w:sz w:val="24"/>
-          <w:szCs w:val="24"/>
-        </w:rPr>
-        <w:t>2. Dates</w:t>
-      </w:r>
-    </w:p>
-    <w:p>
-      <w:pPr>
-        <w:widowControl w:val="0"/>
-        <w:spacing w:line="276" w:lineRule="auto"/>
-        <w:rPr>
-          <w:rFonts w:ascii="Times New Roman" w:hAnsi="Times New Roman" w:cs="Times New Roman"/>
-          <w:sz w:val="24"/>
-          <w:szCs w:val="24"/>
-        </w:rPr>
-      </w:pPr>
-      <w:r>
-        <w:rPr>
-          <w:rFonts w:ascii="Times New Roman" w:hAnsi="Times New Roman" w:cs="Times New Roman"/>
-          <w:sz w:val="24"/>
-          <w:szCs w:val="24"/>
-        </w:rPr>
-        <w:t>3. Locations</w:t>
-      </w:r>
-    </w:p>
-    <w:p>
-      <w:pPr>
-        <w:widowControl w:val="0"/>
-        <w:spacing w:line="276" w:lineRule="auto"/>
-        <w:rPr>
-          <w:rFonts w:ascii="Times New Roman" w:hAnsi="Times New Roman" w:cs="Times New Roman"/>
-          <w:sz w:val="24"/>
-          <w:szCs w:val="24"/>
-        </w:rPr>
-      </w:pPr>
-    </w:p>
-    <w:p>
-      <w:pPr>
-        <w:widowControl w:val="0"/>
-        <w:spacing w:line="276" w:lineRule="auto"/>
-        <w:rPr>
-          <w:rFonts w:ascii="Times New Roman" w:hAnsi="Times New Roman" w:cs="Times New Roman"/>
-          <w:sz w:val="24"/>
-          <w:szCs w:val="24"/>
-        </w:rPr>
-      </w:pPr>
-      <w:r>
-        <w:rPr>
-          <w:rFonts w:ascii="Times New Roman" w:hAnsi="Times New Roman" w:cs="Times New Roman"/>
-          <w:sz w:val="24"/>
-          <w:szCs w:val="24"/>
-        </w:rPr>
-        <w:t>Instructions:</w:t>
-      </w:r>
-    </w:p>
-    <w:p>
-      <w:pPr>
-        <w:widowControl w:val="0"/>
-        <w:spacing w:line="276" w:lineRule="auto"/>
-        <w:rPr>
-          <w:rFonts w:ascii="Times New Roman" w:hAnsi="Times New Roman" w:cs="Times New Roman"/>
-          <w:sz w:val="24"/>
-          <w:szCs w:val="24"/>
-        </w:rPr>
-      </w:pPr>
-      <w:r>
-        <w:rPr>
-          <w:rFonts w:ascii="Times New Roman" w:hAnsi="Times New Roman" w:cs="Times New Roman"/>
-          <w:sz w:val="24"/>
-          <w:szCs w:val="24"/>
-        </w:rPr>
-        <w:t>- Read the entire paragraph carefully before extracting information.</w:t>
-      </w:r>
-    </w:p>
-    <w:p>
-      <w:pPr>
-        <w:widowControl w:val="0"/>
-        <w:spacing w:line="276" w:lineRule="auto"/>
-        <w:rPr>
-          <w:rFonts w:ascii="Times New Roman" w:hAnsi="Times New Roman" w:cs="Times New Roman"/>
-          <w:sz w:val="24"/>
-          <w:szCs w:val="24"/>
-        </w:rPr>
-      </w:pPr>
-      <w:r>
-        <w:rPr>
-          <w:rFonts w:ascii="Times New Roman" w:hAnsi="Times New Roman" w:cs="Times New Roman"/>
-          <w:sz w:val="24"/>
-          <w:szCs w:val="24"/>
-        </w:rPr>
-        <w:t>- Extract only information that explicitly appears in the text.</w:t>
-      </w:r>
-    </w:p>
-    <w:p>
-      <w:pPr>
-        <w:widowControl w:val="0"/>
-        <w:spacing w:line="276" w:lineRule="auto"/>
-        <w:rPr>
-          <w:rFonts w:ascii="Times New Roman" w:hAnsi="Times New Roman" w:cs="Times New Roman"/>
-          <w:sz w:val="24"/>
-          <w:szCs w:val="24"/>
-        </w:rPr>
-      </w:pPr>
-      <w:r>
-        <w:rPr>
-          <w:rFonts w:ascii="Times New Roman" w:hAnsi="Times New Roman" w:cs="Times New Roman"/>
-          <w:sz w:val="24"/>
-          <w:szCs w:val="24"/>
-        </w:rPr>
-        <w:t>- Do not infer or guess missing information.</w:t>
-      </w:r>
-    </w:p>
-    <w:p>
-      <w:pPr>
-        <w:widowControl w:val="0"/>
-        <w:spacing w:line="276" w:lineRule="auto"/>
-        <w:rPr>
-          <w:rFonts w:ascii="Times New Roman" w:hAnsi="Times New Roman" w:cs="Times New Roman"/>
-          <w:sz w:val="24"/>
-          <w:szCs w:val="24"/>
-        </w:rPr>
-      </w:pPr>
-      <w:r>
-        <w:rPr>
-          <w:rFonts w:ascii="Times New Roman" w:hAnsi="Times New Roman" w:cs="Times New Roman"/>
-          <w:sz w:val="24"/>
-          <w:szCs w:val="24"/>
-        </w:rPr>
-        <w:t>- Remove duplicate entries.</w:t>
-      </w:r>
-    </w:p>
-    <w:p>
-      <w:pPr>
-        <w:widowControl w:val="0"/>
-        <w:spacing w:line="276" w:lineRule="auto"/>
-        <w:rPr>
-          <w:rFonts w:ascii="Times New Roman" w:hAnsi="Times New Roman" w:cs="Times New Roman"/>
-          <w:sz w:val="24"/>
-          <w:szCs w:val="24"/>
-        </w:rPr>
-      </w:pPr>
-      <w:r>
-        <w:rPr>
-          <w:rFonts w:ascii="Times New Roman" w:hAnsi="Times New Roman" w:cs="Times New Roman"/>
-          <w:sz w:val="24"/>
-          <w:szCs w:val="24"/>
-        </w:rPr>
-        <w:t>- Preserve the original spelling of names, dates, and places.</w:t>
-      </w:r>
-    </w:p>
-    <w:p>
-      <w:pPr>
-        <w:widowControl w:val="0"/>
-        <w:spacing w:line="276" w:lineRule="auto"/>
-        <w:rPr>
-          <w:rFonts w:ascii="Times New Roman" w:hAnsi="Times New Roman" w:cs="Times New Roman"/>
-          <w:sz w:val="24"/>
-          <w:szCs w:val="24"/>
-        </w:rPr>
-      </w:pPr>
-      <w:r>
-        <w:rPr>
-          <w:rFonts w:ascii="Times New Roman" w:hAnsi="Times New Roman" w:cs="Times New Roman"/>
-          <w:sz w:val="24"/>
-          <w:szCs w:val="24"/>
-        </w:rPr>
-        <w:t>- If a category contains no entities, write "None".</w:t>
-      </w:r>
-    </w:p>
-    <w:p>
-      <w:pPr>
-        <w:widowControl w:val="0"/>
-        <w:spacing w:line="276" w:lineRule="auto"/>
-        <w:rPr>
-          <w:rFonts w:ascii="Times New Roman" w:hAnsi="Times New Roman" w:cs="Times New Roman"/>
-          <w:sz w:val="24"/>
-          <w:szCs w:val="24"/>
-        </w:rPr>
-      </w:pPr>
-      <w:r>
-        <w:rPr>
-          <w:rFonts w:ascii="Times New Roman" w:hAnsi="Times New Roman" w:cs="Times New Roman"/>
-          <w:sz w:val="24"/>
-          <w:szCs w:val="24"/>
-        </w:rPr>
-        <w:t>- Do not explain your reasoning.</w:t>
-      </w:r>
-    </w:p>
-    <w:p>
-      <w:pPr>
-        <w:widowControl w:val="0"/>
-        <w:spacing w:line="276" w:lineRule="auto"/>
-        <w:rPr>
-          <w:rFonts w:ascii="Times New Roman" w:hAnsi="Times New Roman" w:cs="Times New Roman"/>
-          <w:sz w:val="24"/>
-          <w:szCs w:val="24"/>
-        </w:rPr>
-      </w:pPr>
-      <w:r>
-        <w:rPr>
-          <w:rFonts w:ascii="Times New Roman" w:hAnsi="Times New Roman" w:cs="Times New Roman"/>
-          <w:sz w:val="24"/>
-          <w:szCs w:val="24"/>
-        </w:rPr>
-        <w:t>- Return the results using the following format.</w:t>
-      </w:r>
-    </w:p>
-    <w:p>
-      <w:pPr>
-        <w:widowControl w:val="0"/>
-        <w:spacing w:line="276" w:lineRule="auto"/>
-        <w:rPr>
-          <w:rFonts w:ascii="Times New Roman" w:hAnsi="Times New Roman" w:cs="Times New Roman"/>
-          <w:sz w:val="24"/>
-          <w:szCs w:val="24"/>
-        </w:rPr>
-      </w:pPr>
-    </w:p>
-    <w:p>
-      <w:pPr>
-        <w:widowControl w:val="0"/>
-        <w:spacing w:line="276" w:lineRule="auto"/>
-        <w:rPr>
-          <w:rFonts w:ascii="Times New Roman" w:hAnsi="Times New Roman" w:cs="Times New Roman"/>
-          <w:sz w:val="24"/>
-          <w:szCs w:val="24"/>
-        </w:rPr>
-      </w:pPr>
-      <w:r>
-        <w:rPr>
-          <w:rFonts w:ascii="Times New Roman" w:hAnsi="Times New Roman" w:cs="Times New Roman"/>
-          <w:sz w:val="24"/>
-          <w:szCs w:val="24"/>
-        </w:rPr>
-        <w:t>Output Format</w:t>
-      </w:r>
-    </w:p>
-    <w:p>
-      <w:pPr>
-        <w:widowControl w:val="0"/>
-        <w:spacing w:line="276" w:lineRule="auto"/>
-        <w:rPr>
-          <w:rFonts w:ascii="Times New Roman" w:hAnsi="Times New Roman" w:cs="Times New Roman"/>
-          <w:sz w:val="24"/>
-          <w:szCs w:val="24"/>
-        </w:rPr>
-      </w:pPr>
-    </w:p>
-    <w:p>
-      <w:pPr>
-        <w:widowControl w:val="0"/>
-        <w:spacing w:line="276" w:lineRule="auto"/>
-        <w:rPr>
-          <w:rFonts w:ascii="Times New Roman" w:hAnsi="Times New Roman" w:cs="Times New Roman"/>
-          <w:sz w:val="24"/>
-          <w:szCs w:val="24"/>
-        </w:rPr>
-      </w:pPr>
-      <w:r>
-        <w:rPr>
-          <w:rFonts w:ascii="Times New Roman" w:hAnsi="Times New Roman" w:cs="Times New Roman"/>
-          <w:sz w:val="24"/>
-          <w:szCs w:val="24"/>
-        </w:rPr>
-        <w:t>Person Names:</w:t>
-      </w:r>
-    </w:p>
-    <w:p>
-      <w:pPr>
-        <w:widowControl w:val="0"/>
-        <w:spacing w:line="276" w:lineRule="auto"/>
-        <w:rPr>
-          <w:rFonts w:ascii="Times New Roman" w:hAnsi="Times New Roman" w:cs="Times New Roman"/>
-          <w:sz w:val="24"/>
-          <w:szCs w:val="24"/>
-        </w:rPr>
-      </w:pPr>
-      <w:r>
-        <w:rPr>
-          <w:rFonts w:ascii="Times New Roman" w:hAnsi="Times New Roman" w:cs="Times New Roman"/>
-          <w:sz w:val="24"/>
-          <w:szCs w:val="24"/>
-        </w:rPr>
-        <w:t>- Item 1</w:t>
-      </w:r>
-    </w:p>
-    <w:p>
-      <w:pPr>
-        <w:widowControl w:val="0"/>
-        <w:spacing w:line="276" w:lineRule="auto"/>
-        <w:rPr>
-          <w:rFonts w:ascii="Times New Roman" w:hAnsi="Times New Roman" w:cs="Times New Roman"/>
-          <w:sz w:val="24"/>
-          <w:szCs w:val="24"/>
-        </w:rPr>
-      </w:pPr>
-      <w:r>
-        <w:rPr>
-          <w:rFonts w:ascii="Times New Roman" w:hAnsi="Times New Roman" w:cs="Times New Roman"/>
-          <w:sz w:val="24"/>
-          <w:szCs w:val="24"/>
-        </w:rPr>
-        <w:t>- Item 2</w:t>
-      </w:r>
-    </w:p>
-    <w:p>
-      <w:pPr>
-        <w:widowControl w:val="0"/>
-        <w:spacing w:line="276" w:lineRule="auto"/>
-        <w:rPr>
-          <w:rFonts w:ascii="Times New Roman" w:hAnsi="Times New Roman" w:cs="Times New Roman"/>
-          <w:sz w:val="24"/>
-          <w:szCs w:val="24"/>
-        </w:rPr>
-      </w:pPr>
-    </w:p>
-    <w:p>
-      <w:pPr>
-        <w:widowControl w:val="0"/>
-        <w:spacing w:line="276" w:lineRule="auto"/>
-        <w:rPr>
-          <w:rFonts w:ascii="Times New Roman" w:hAnsi="Times New Roman" w:cs="Times New Roman"/>
-          <w:sz w:val="24"/>
-          <w:szCs w:val="24"/>
-        </w:rPr>
-      </w:pPr>
-      <w:r>
-        <w:rPr>
-          <w:rFonts w:ascii="Times New Roman" w:hAnsi="Times New Roman" w:cs="Times New Roman"/>
-          <w:sz w:val="24"/>
-          <w:szCs w:val="24"/>
-        </w:rPr>
-        <w:t>Dates:</w:t>
-      </w:r>
-    </w:p>
-    <w:p>
-      <w:pPr>
-        <w:widowControl w:val="0"/>
-        <w:spacing w:line="276" w:lineRule="auto"/>
-        <w:rPr>
-          <w:rFonts w:ascii="Times New Roman" w:hAnsi="Times New Roman" w:cs="Times New Roman"/>
-          <w:sz w:val="24"/>
-          <w:szCs w:val="24"/>
-        </w:rPr>
-      </w:pPr>
-      <w:r>
-        <w:rPr>
-          <w:rFonts w:ascii="Times New Roman" w:hAnsi="Times New Roman" w:cs="Times New Roman"/>
-          <w:sz w:val="24"/>
-          <w:szCs w:val="24"/>
-        </w:rPr>
-        <w:t>- Item 1</w:t>
-      </w:r>
-    </w:p>
-    <w:p>
-      <w:pPr>
-        <w:widowControl w:val="0"/>
-        <w:spacing w:line="276" w:lineRule="auto"/>
-        <w:rPr>
-          <w:rFonts w:ascii="Times New Roman" w:hAnsi="Times New Roman" w:cs="Times New Roman"/>
-          <w:sz w:val="24"/>
-          <w:szCs w:val="24"/>
-        </w:rPr>
-      </w:pPr>
-      <w:r>
-        <w:rPr>
-          <w:rFonts w:ascii="Times New Roman" w:hAnsi="Times New Roman" w:cs="Times New Roman"/>
-          <w:sz w:val="24"/>
-          <w:szCs w:val="24"/>
-        </w:rPr>
-        <w:t>- Item 2</w:t>
-      </w:r>
-    </w:p>
-    <w:p>
-      <w:pPr>
-        <w:widowControl w:val="0"/>
-        <w:spacing w:line="276" w:lineRule="auto"/>
-        <w:rPr>
-          <w:rFonts w:ascii="Times New Roman" w:hAnsi="Times New Roman" w:cs="Times New Roman"/>
-          <w:sz w:val="24"/>
-          <w:szCs w:val="24"/>
-        </w:rPr>
-      </w:pPr>
-    </w:p>
-    <w:p>
-      <w:pPr>
-        <w:widowControl w:val="0"/>
-        <w:spacing w:line="276" w:lineRule="auto"/>
-        <w:rPr>
-          <w:rFonts w:ascii="Times New Roman" w:hAnsi="Times New Roman" w:cs="Times New Roman"/>
-          <w:sz w:val="24"/>
-          <w:szCs w:val="24"/>
-        </w:rPr>
-      </w:pPr>
-      <w:r>
-        <w:rPr>
-          <w:rFonts w:ascii="Times New Roman" w:hAnsi="Times New Roman" w:cs="Times New Roman"/>
-          <w:sz w:val="24"/>
-          <w:szCs w:val="24"/>
-        </w:rPr>
-        <w:t>Locations:</w:t>
-      </w:r>
-    </w:p>
-    <w:p>
-      <w:pPr>
-        <w:widowControl w:val="0"/>
-        <w:spacing w:line="276" w:lineRule="auto"/>
-        <w:rPr>
-          <w:rFonts w:ascii="Times New Roman" w:hAnsi="Times New Roman" w:cs="Times New Roman"/>
-          <w:sz w:val="24"/>
-          <w:szCs w:val="24"/>
-        </w:rPr>
-      </w:pPr>
-      <w:r>
-        <w:rPr>
-          <w:rFonts w:ascii="Times New Roman" w:hAnsi="Times New Roman" w:cs="Times New Roman"/>
-          <w:sz w:val="24"/>
-          <w:szCs w:val="24"/>
-        </w:rPr>
-        <w:t>- Item 1</w:t>
-      </w:r>
-    </w:p>
-    <w:p>
-      <w:pPr>
-        <w:widowControl w:val="0"/>
-        <w:spacing w:line="276" w:lineRule="auto"/>
-        <w:rPr>
-          <w:rFonts w:ascii="Times New Roman" w:hAnsi="Times New Roman" w:cs="Times New Roman"/>
-          <w:sz w:val="24"/>
-          <w:szCs w:val="24"/>
-        </w:rPr>
-      </w:pPr>
-      <w:r>
-        <w:rPr>
-          <w:rFonts w:ascii="Times New Roman" w:hAnsi="Times New Roman" w:cs="Times New Roman"/>
-          <w:sz w:val="24"/>
-          <w:szCs w:val="24"/>
-        </w:rPr>
-        <w:t>- Item 2</w:t>
-      </w:r>
-    </w:p>
-    <w:p>
-      <w:pPr>
-        <w:widowControl w:val="0"/>
-        <w:spacing w:line="276" w:lineRule="auto"/>
-        <w:rPr>
-          <w:rFonts w:ascii="Times New Roman" w:hAnsi="Times New Roman" w:cs="Times New Roman"/>
-          <w:sz w:val="24"/>
-          <w:szCs w:val="24"/>
-        </w:rPr>
-      </w:pPr>
-    </w:p>
-    <w:p>
-      <w:pPr>
-        <w:widowControl w:val="0"/>
-        <w:spacing w:line="276" w:lineRule="auto"/>
-        <w:rPr>
-          <w:rFonts w:ascii="Times New Roman" w:hAnsi="Times New Roman" w:cs="Times New Roman"/>
-          <w:sz w:val="24"/>
-          <w:szCs w:val="24"/>
-        </w:rPr>
-      </w:pPr>
-      <w:r>
-        <w:rPr>
-          <w:rFonts w:ascii="Times New Roman" w:hAnsi="Times New Roman" w:cs="Times New Roman"/>
-          <w:sz w:val="24"/>
-          <w:szCs w:val="24"/>
-        </w:rPr>
-        <w:t>Paragraph:</w:t>
-      </w:r>
-    </w:p>
-    <w:p>
-      <w:pPr>
-        <w:widowControl w:val="0"/>
-        <w:spacing w:line="276" w:lineRule="auto"/>
-        <w:rPr>
-          <w:rFonts w:ascii="Times New Roman" w:hAnsi="Times New Roman" w:cs="Times New Roman"/>
-          <w:sz w:val="24"/>
-          <w:szCs w:val="24"/>
-        </w:rPr>
-      </w:pPr>
-      <w:r>
-        <w:rPr>
-          <w:rFonts w:ascii="Times New Roman" w:hAnsi="Times New Roman" w:cs="Times New Roman"/>
-          <w:sz w:val="24"/>
-          <w:szCs w:val="24"/>
-        </w:rPr>
-        <w:t>[Paste the paragraph here]</w:t>
-      </w:r>
-    </w:p>
-    <w:p>
-      <w:pPr>
-        <w:widowControl w:val="0"/>
-        <w:spacing w:line="276" w:lineRule="auto"/>
-        <w:rPr>
-          <w:rFonts w:ascii="Times New Roman" w:hAnsi="Times New Roman" w:cs="Times New Roman"/>
-          <w:sz w:val="24"/>
-          <w:szCs w:val="24"/>
-        </w:rPr>
-      </w:pPr>
-      <w:r>
-        <w:rPr>
-          <w:rFonts w:ascii="Times New Roman" w:hAnsi="Times New Roman" w:cs="Times New Roman"/>
-          <w:sz w:val="24"/>
-          <w:szCs w:val="24"/>
-        </w:rPr>
-        <w:pict w14:anchorId="202A47CD">
-          <v:rect id="_x0000_i1026" style="width:0;height:1.5pt" o:hralign="center" o:hrstd="t" o:hr="t" fillcolor="#a0a0a0" stroked="f"/>
-        </w:pict>
-      </w:r>
-    </w:p>
-    <w:p>
-      <w:pPr>
-        <w:widowControl w:val="0"/>
-        <w:spacing w:line="276" w:lineRule="auto"/>
+      </w:pPr>
+      <w:r>
         <w:rPr>
           <w:rFonts w:ascii="Times New Roman" w:hAnsi="Times New Roman" w:cs="Times New Roman"/>
           <w:b/>
@@ -5065,8 +4902,71 @@
           <w:sz w:val="24"/>
           <w:szCs w:val="24"/>
         </w:rPr>
-      </w:pPr>
-      <w:r>
+        <w:t>Sample Input Paragraph</w:t>
+      </w:r>
+    </w:p>
+    <w:p>
+      <w:pPr>
+        <w:widowControl w:val="0"/>
+        <w:spacing w:line="276" w:lineRule="auto"/>
+        <w:rPr>
+          <w:rFonts w:ascii="Times New Roman" w:hAnsi="Times New Roman" w:cs="Times New Roman"/>
+          <w:sz w:val="24"/>
+          <w:szCs w:val="24"/>
+        </w:rPr>
+      </w:pPr>
+      <w:r>
+        <w:rPr>
+          <w:rFonts w:ascii="Times New Roman" w:hAnsi="Times New Roman" w:cs="Times New Roman"/>
+          <w:sz w:val="24"/>
+          <w:szCs w:val="24"/>
+        </w:rPr>
+        <w:t xml:space="preserve">On 15 July 2025, Dr. Ramesh Kumar </w:t>
+      </w:r>
+      <w:proofErr w:type="spellStart"/>
+      <w:r>
+        <w:rPr>
+          <w:rFonts w:ascii="Times New Roman" w:hAnsi="Times New Roman" w:cs="Times New Roman"/>
+          <w:sz w:val="24"/>
+          <w:szCs w:val="24"/>
+        </w:rPr>
+        <w:t>traveled</w:t>
+      </w:r>
+      <w:proofErr w:type="spellEnd"/>
+      <w:r>
+        <w:rPr>
+          <w:rFonts w:ascii="Times New Roman" w:hAnsi="Times New Roman" w:cs="Times New Roman"/>
+          <w:sz w:val="24"/>
+          <w:szCs w:val="24"/>
+        </w:rPr>
+        <w:t xml:space="preserve"> from Chennai to Bengaluru to attend the National AI Conference. During the event, he met Priya Sharma and Professor David Wilson. The conference concluded on 18 July 2025, after which they visited Mysuru before returning to Chennai.</w:t>
+      </w:r>
+    </w:p>
+    <w:p>
+      <w:pPr>
+        <w:widowControl w:val="0"/>
+        <w:spacing w:line="276" w:lineRule="auto"/>
+        <w:rPr>
+          <w:rFonts w:ascii="Times New Roman" w:hAnsi="Times New Roman" w:cs="Times New Roman"/>
+          <w:sz w:val="24"/>
+          <w:szCs w:val="24"/>
+        </w:rPr>
+      </w:pPr>
+      <w:r>
+        <w:rPr>
+          <w:rFonts w:ascii="Times New Roman" w:hAnsi="Times New Roman" w:cs="Times New Roman"/>
+          <w:sz w:val="24"/>
+          <w:szCs w:val="24"/>
+        </w:rPr>
+        <w:pict w14:anchorId="1111438A">
+          <v:rect id="_x0000_i1099" style="width:0;height:1.5pt" o:hralign="center" o:hrstd="t" o:hr="t" fillcolor="#a0a0a0" stroked="f"/>
+        </w:pict>
+      </w:r>
+    </w:p>
+    <w:p>
+      <w:pPr>
+        <w:widowControl w:val="0"/>
+        <w:spacing w:line="276" w:lineRule="auto"/>
         <w:rPr>
           <w:rFonts w:ascii="Times New Roman" w:hAnsi="Times New Roman" w:cs="Times New Roman"/>
           <w:b/>
@@ -5074,71 +4974,8 @@
           <w:sz w:val="24"/>
           <w:szCs w:val="24"/>
         </w:rPr>
-        <w:t>Sample Input Paragraph</w:t>
-      </w:r>
-    </w:p>
-    <w:p>
-      <w:pPr>
-        <w:widowControl w:val="0"/>
-        <w:spacing w:line="276" w:lineRule="auto"/>
-        <w:rPr>
-          <w:rFonts w:ascii="Times New Roman" w:hAnsi="Times New Roman" w:cs="Times New Roman"/>
-          <w:sz w:val="24"/>
-          <w:szCs w:val="24"/>
-        </w:rPr>
-      </w:pPr>
-      <w:r>
-        <w:rPr>
-          <w:rFonts w:ascii="Times New Roman" w:hAnsi="Times New Roman" w:cs="Times New Roman"/>
-          <w:sz w:val="24"/>
-          <w:szCs w:val="24"/>
-        </w:rPr>
-        <w:t xml:space="preserve">On 15 July 2025, Dr. Ramesh Kumar </w:t>
-      </w:r>
-      <w:proofErr w:type="spellStart"/>
-      <w:r>
-        <w:rPr>
-          <w:rFonts w:ascii="Times New Roman" w:hAnsi="Times New Roman" w:cs="Times New Roman"/>
-          <w:sz w:val="24"/>
-          <w:szCs w:val="24"/>
-        </w:rPr>
-        <w:t>traveled</w:t>
-      </w:r>
-      <w:proofErr w:type="spellEnd"/>
-      <w:r>
-        <w:rPr>
-          <w:rFonts w:ascii="Times New Roman" w:hAnsi="Times New Roman" w:cs="Times New Roman"/>
-          <w:sz w:val="24"/>
-          <w:szCs w:val="24"/>
-        </w:rPr>
-        <w:t xml:space="preserve"> from Chennai to Bengaluru to attend the National AI Conference. During the event, he met Priya Sharma and Professor David Wilson. The conference concluded on 18 July 2025, after which they visited Mysuru before returning to Chennai.</w:t>
-      </w:r>
-    </w:p>
-    <w:p>
-      <w:pPr>
-        <w:widowControl w:val="0"/>
-        <w:spacing w:line="276" w:lineRule="auto"/>
-        <w:rPr>
-          <w:rFonts w:ascii="Times New Roman" w:hAnsi="Times New Roman" w:cs="Times New Roman"/>
-          <w:sz w:val="24"/>
-          <w:szCs w:val="24"/>
-        </w:rPr>
-      </w:pPr>
-      <w:r>
-        <w:rPr>
-          <w:rFonts w:ascii="Times New Roman" w:hAnsi="Times New Roman" w:cs="Times New Roman"/>
-          <w:sz w:val="24"/>
-          <w:szCs w:val="24"/>
-        </w:rPr>
-        <w:pict w14:anchorId="1111438A">
-          <v:rect id="_x0000_i1027" style="width:0;height:1.5pt" o:hralign="center" o:hrstd="t" o:hr="t" fillcolor="#a0a0a0" stroked="f"/>
-        </w:pict>
-      </w:r>
-    </w:p>
-    <w:p>
-      <w:pPr>
-        <w:widowControl w:val="0"/>
-        <w:spacing w:line="276" w:lineRule="auto"/>
+      </w:pPr>
+      <w:r>
         <w:rPr>
           <w:rFonts w:ascii="Times New Roman" w:hAnsi="Times New Roman" w:cs="Times New Roman"/>
           <w:b/>
@@ -5146,15 +4983,6 @@
           <w:sz w:val="24"/>
           <w:szCs w:val="24"/>
         </w:rPr>
-      </w:pPr>
-      <w:r>
-        <w:rPr>
-          <w:rFonts w:ascii="Times New Roman" w:hAnsi="Times New Roman" w:cs="Times New Roman"/>
-          <w:b/>
-          <w:bCs/>
-          <w:sz w:val="24"/>
-          <w:szCs w:val="24"/>
-        </w:rPr>
         <w:t>Expected Output</w:t>
       </w:r>
     </w:p>
@@ -5406,7 +5234,7 @@
           <w:szCs w:val="24"/>
         </w:rPr>
         <w:pict w14:anchorId="5E58C439">
-          <v:rect id="_x0000_i1028" style="width:0;height:1.5pt" o:hralign="center" o:hrstd="t" o:hr="t" fillcolor="#a0a0a0" stroked="f"/>
+          <v:rect id="_x0000_i1100" style="width:0;height:1.5pt" o:hralign="center" o:hrstd="t" o:hr="t" fillcolor="#a0a0a0" stroked="f"/>
         </w:pict>
       </w:r>
     </w:p>
@@ -5630,7 +5458,7 @@
           <w:szCs w:val="24"/>
         </w:rPr>
         <w:pict w14:anchorId="0E6C964D">
-          <v:rect id="_x0000_i1029" style="width:0;height:1.5pt" o:hralign="center" o:hrstd="t" o:hr="t" fillcolor="#a0a0a0" stroked="f"/>
+          <v:rect id="_x0000_i1101" style="width:0;height:1.5pt" o:hralign="center" o:hrstd="t" o:hr="t" fillcolor="#a0a0a0" stroked="f"/>
         </w:pict>
       </w:r>
     </w:p>
@@ -5766,7 +5594,7 @@
           <w:szCs w:val="24"/>
         </w:rPr>
         <w:pict w14:anchorId="76CEC868">
-          <v:rect id="_x0000_i1030" style="width:0;height:1.5pt" o:hralign="center" o:hrstd="t" o:hr="t" fillcolor="#a0a0a0" stroked="f"/>
+          <v:rect id="_x0000_i1102" style="width:0;height:1.5pt" o:hralign="center" o:hrstd="t" o:hr="t" fillcolor="#a0a0a0" stroked="f"/>
         </w:pict>
       </w:r>
     </w:p>
@@ -5790,7 +5618,6 @@
           <w:sz w:val="24"/>
           <w:szCs w:val="24"/>
         </w:rPr>
-        <w:lastRenderedPageBreak/>
         <w:t>Q3. Chain-of-Thought (</w:t>
       </w:r>
       <w:proofErr w:type="spellStart"/>
@@ -5868,6 +5695,7 @@
           <w:sz w:val="24"/>
           <w:szCs w:val="24"/>
         </w:rPr>
+        <w:lastRenderedPageBreak/>
         <w:t xml:space="preserve">Design a </w:t>
       </w:r>
       <w:r>
@@ -5928,7 +5756,7 @@
           <w:szCs w:val="24"/>
         </w:rPr>
         <w:pict w14:anchorId="75EB4613">
-          <v:rect id="_x0000_i1031" style="width:0;height:1.5pt" o:hralign="center" o:hrstd="t" o:hr="t" fillcolor="#a0a0a0" stroked="f"/>
+          <v:rect id="_x0000_i1103" style="width:0;height:1.5pt" o:hralign="center" o:hrstd="t" o:hr="t" fillcolor="#a0a0a0" stroked="f"/>
         </w:pict>
       </w:r>
     </w:p>
@@ -6033,7 +5861,7 @@
           <w:szCs w:val="24"/>
         </w:rPr>
         <w:pict w14:anchorId="5DEC3053">
-          <v:rect id="_x0000_i1032" style="width:0;height:1.5pt" o:hralign="center" o:hrstd="t" o:hr="t" fillcolor="#a0a0a0" stroked="f"/>
+          <v:rect id="_x0000_i1104" style="width:0;height:1.5pt" o:hralign="center" o:hrstd="t" o:hr="t" fillcolor="#a0a0a0" stroked="f"/>
         </w:pict>
       </w:r>
     </w:p>
@@ -6417,7 +6245,7 @@
           <w:szCs w:val="24"/>
         </w:rPr>
         <w:pict w14:anchorId="4906CFDF">
-          <v:rect id="_x0000_i1033" style="width:0;height:1.5pt" o:hralign="center" o:hrstd="t" o:hr="t" fillcolor="#a0a0a0" stroked="f"/>
+          <v:rect id="_x0000_i1105" style="width:0;height:1.5pt" o:hralign="center" o:hrstd="t" o:hr="t" fillcolor="#a0a0a0" stroked="f"/>
         </w:pict>
       </w:r>
     </w:p>
@@ -6588,56 +6416,56 @@
           <w:sz w:val="24"/>
           <w:szCs w:val="24"/>
         </w:rPr>
+        <w:t>Step 2: Calculate the discount</w:t>
+      </w:r>
+    </w:p>
+    <w:p>
+      <w:pPr>
+        <w:widowControl w:val="0"/>
+        <w:spacing w:line="276" w:lineRule="auto"/>
+        <w:rPr>
+          <w:rFonts w:ascii="Times New Roman" w:hAnsi="Times New Roman" w:cs="Times New Roman"/>
+          <w:sz w:val="24"/>
+          <w:szCs w:val="24"/>
+        </w:rPr>
+      </w:pPr>
+    </w:p>
+    <w:p>
+      <w:pPr>
+        <w:widowControl w:val="0"/>
+        <w:spacing w:line="276" w:lineRule="auto"/>
+        <w:rPr>
+          <w:rFonts w:ascii="Times New Roman" w:hAnsi="Times New Roman" w:cs="Times New Roman"/>
+          <w:sz w:val="24"/>
+          <w:szCs w:val="24"/>
+        </w:rPr>
+      </w:pPr>
+      <w:r>
+        <w:rPr>
+          <w:rFonts w:ascii="Times New Roman" w:hAnsi="Times New Roman" w:cs="Times New Roman"/>
+          <w:sz w:val="24"/>
+          <w:szCs w:val="24"/>
+        </w:rPr>
+        <w:t>Discount Amount</w:t>
+      </w:r>
+    </w:p>
+    <w:p>
+      <w:pPr>
+        <w:widowControl w:val="0"/>
+        <w:spacing w:line="276" w:lineRule="auto"/>
+        <w:rPr>
+          <w:rFonts w:ascii="Times New Roman" w:hAnsi="Times New Roman" w:cs="Times New Roman"/>
+          <w:sz w:val="24"/>
+          <w:szCs w:val="24"/>
+        </w:rPr>
+      </w:pPr>
+      <w:r>
+        <w:rPr>
+          <w:rFonts w:ascii="Times New Roman" w:hAnsi="Times New Roman" w:cs="Times New Roman"/>
+          <w:sz w:val="24"/>
+          <w:szCs w:val="24"/>
+        </w:rPr>
         <w:lastRenderedPageBreak/>
-        <w:t>Step 2: Calculate the discount</w:t>
-      </w:r>
-    </w:p>
-    <w:p>
-      <w:pPr>
-        <w:widowControl w:val="0"/>
-        <w:spacing w:line="276" w:lineRule="auto"/>
-        <w:rPr>
-          <w:rFonts w:ascii="Times New Roman" w:hAnsi="Times New Roman" w:cs="Times New Roman"/>
-          <w:sz w:val="24"/>
-          <w:szCs w:val="24"/>
-        </w:rPr>
-      </w:pPr>
-    </w:p>
-    <w:p>
-      <w:pPr>
-        <w:widowControl w:val="0"/>
-        <w:spacing w:line="276" w:lineRule="auto"/>
-        <w:rPr>
-          <w:rFonts w:ascii="Times New Roman" w:hAnsi="Times New Roman" w:cs="Times New Roman"/>
-          <w:sz w:val="24"/>
-          <w:szCs w:val="24"/>
-        </w:rPr>
-      </w:pPr>
-      <w:r>
-        <w:rPr>
-          <w:rFonts w:ascii="Times New Roman" w:hAnsi="Times New Roman" w:cs="Times New Roman"/>
-          <w:sz w:val="24"/>
-          <w:szCs w:val="24"/>
-        </w:rPr>
-        <w:t>Discount Amount</w:t>
-      </w:r>
-    </w:p>
-    <w:p>
-      <w:pPr>
-        <w:widowControl w:val="0"/>
-        <w:spacing w:line="276" w:lineRule="auto"/>
-        <w:rPr>
-          <w:rFonts w:ascii="Times New Roman" w:hAnsi="Times New Roman" w:cs="Times New Roman"/>
-          <w:sz w:val="24"/>
-          <w:szCs w:val="24"/>
-        </w:rPr>
-      </w:pPr>
-      <w:r>
-        <w:rPr>
-          <w:rFonts w:ascii="Times New Roman" w:hAnsi="Times New Roman" w:cs="Times New Roman"/>
-          <w:sz w:val="24"/>
-          <w:szCs w:val="24"/>
-        </w:rPr>
         <w:t>= 15% × $800</w:t>
       </w:r>
     </w:p>
@@ -7297,7 +7125,6 @@
           <w:sz w:val="24"/>
           <w:szCs w:val="24"/>
         </w:rPr>
-        <w:lastRenderedPageBreak/>
         <w:t>The customer must pay $734.40.</w:t>
       </w:r>
     </w:p>
@@ -7318,7 +7145,7 @@
           <w:szCs w:val="24"/>
         </w:rPr>
         <w:pict w14:anchorId="2561712F">
-          <v:rect id="_x0000_i1034" style="width:0;height:1.5pt" o:hralign="center" o:hrstd="t" o:hr="t" fillcolor="#a0a0a0" stroked="f"/>
+          <v:rect id="_x0000_i1106" style="width:0;height:1.5pt" o:hralign="center" o:hrstd="t" o:hr="t" fillcolor="#a0a0a0" stroked="f"/>
         </w:pict>
       </w:r>
     </w:p>
@@ -7361,6 +7188,7 @@
           <w:sz w:val="24"/>
           <w:szCs w:val="24"/>
         </w:rPr>
+        <w:lastRenderedPageBreak/>
         <w:t>This prompt improves reasoning quality by:</w:t>
       </w:r>
     </w:p>
@@ -7519,7 +7347,7 @@
           <w:szCs w:val="24"/>
         </w:rPr>
         <w:pict w14:anchorId="263FE361">
-          <v:rect id="_x0000_i1035" style="width:0;height:1.5pt" o:hralign="center" o:hrstd="t" o:hr="t" fillcolor="#a0a0a0" stroked="f"/>
+          <v:rect id="_x0000_i1107" style="width:0;height:1.5pt" o:hralign="center" o:hrstd="t" o:hr="t" fillcolor="#a0a0a0" stroked="f"/>
         </w:pict>
       </w:r>
     </w:p>
@@ -7678,7 +7506,7 @@
           <w:szCs w:val="24"/>
         </w:rPr>
         <w:pict w14:anchorId="7C02C8C4">
-          <v:rect id="_x0000_i1036" style="width:0;height:1.5pt" o:hralign="center" o:hrstd="t" o:hr="t" fillcolor="#a0a0a0" stroked="f"/>
+          <v:rect id="_x0000_i1108" style="width:0;height:1.5pt" o:hralign="center" o:hrstd="t" o:hr="t" fillcolor="#a0a0a0" stroked="f"/>
         </w:pict>
       </w:r>
     </w:p>
@@ -9188,7 +9016,6 @@
   <w:style w:type="character" w:default="1" w:styleId="DefaultParagraphFont">
     <w:name w:val="Default Paragraph Font"/>
     <w:uiPriority w:val="1"/>
-    <w:semiHidden/>
     <w:unhideWhenUsed/>
   </w:style>
   <w:style w:type="table" w:default="1" w:styleId="TableNormal">
